--- a/public/resume/generated/rahul-mitra-ai-engineer-2026-10.docx
+++ b/public/resume/generated/rahul-mitra-ai-engineer-2026-10.docx
@@ -631,21 +631,7 @@
         <w:t xml:space="preserve">Technical: </w:t>
       </w:r>
       <w:r>
-        <w:t>Python, PyTorch, BERT, DNN, RAG, AI agents, GPT-4, Gemini, SEALION, ONNX, Chroma, local LLM serving (llama.cpp), vector search, model evaluation, NLP; vision: camera ISP, super-resolution, image restoration, SfM, epipolar geometry, multi-view stereo; HPC: ASPIRE 2A, CUDA; deep RL (PPO, A2C, DDPG, DQN)</w:t>
-      </w:r>
-    </w:p>
-    <w:p>
-      <w:pPr>
-        <w:spacing w:before="0" w:after="20"/>
-      </w:pPr>
-      <w:r>
-        <w:rPr>
-          <w:b/>
-        </w:rPr>
-        <w:t xml:space="preserve">3D Vision: </w:t>
-      </w:r>
-      <w:r>
-        <w:t>3D computer vision: projective geometry, camera models, fundamental and essential matrices, absolute pose estimation, three-view geometry, structure-from-motion with bundle adjustment, two- and multi-view stereo, generalized cameras; PyTorch, ONNX, CUDA</w:t>
+        <w:t>Python, PyTorch, BERT, DNN, RAG, AI agents, GPT-4, Gemini, SEALION, ONNX, Chroma, local LLM serving (llama.cpp), vector search, model evaluation, NLP; vision: camera ISP, super-resolution, image restoration, projective geometry, camera models, fundamental and essential matrices, epipolar geometry, absolute pose estimation, three-view geometry, structure-from-motion (SfM) with bundle adjustment, two- and multi-view stereo, generalized cameras; HPC: ASPIRE 2A, CUDA; deep RL (PPO, A2C, DDPG, DQN)</w:t>
       </w:r>
     </w:p>
     <w:p>
